--- a/docs/content/t_tests/t_tests_activity.docx
+++ b/docs/content/t_tests/t_tests_activity.docx
@@ -31,7 +31,7 @@
         <w:pStyle w:val="Date"/>
       </w:pPr>
       <w:r>
-        <w:t xml:space="preserve">2026-08-27</w:t>
+        <w:t xml:space="preserve">2026-09-01</w:t>
       </w:r>
     </w:p>
     <w:bookmarkStart w:id="14" w:name="in-class-activity-9-setting-up-the-test"/>

--- a/docs/content/t_tests/t_tests_activity.docx
+++ b/docs/content/t_tests/t_tests_activity.docx
@@ -31,7 +31,7 @@
         <w:pStyle w:val="Date"/>
       </w:pPr>
       <w:r>
-        <w:t xml:space="preserve">2026-09-01</w:t>
+        <w:t xml:space="preserve">2026-09-03</w:t>
       </w:r>
     </w:p>
     <w:bookmarkStart w:id="14" w:name="in-class-activity-9-setting-up-the-test"/>

--- a/docs/content/t_tests/t_tests_activity.docx
+++ b/docs/content/t_tests/t_tests_activity.docx
@@ -6359,8 +6359,8 @@
       <w:rFonts w:asciiTheme="majorHAnsi" w:cstheme="majorBidi" w:eastAsiaTheme="majorEastAsia" w:hAnsiTheme="majorHAnsi"/>
       <w:spacing w:val="-10"/>
       <w:kern w:val="28"/>
-      <w:sz w:val="56"/>
-      <w:szCs w:val="56"/>
+      <w:sz w:val="40"/>
+      <w:szCs w:val="40"/>
     </w:rPr>
   </w:style>
   <w:style w:customStyle="1" w:styleId="TitleChar" w:type="character">
@@ -6373,8 +6373,8 @@
       <w:rFonts w:asciiTheme="majorHAnsi" w:cstheme="majorBidi" w:eastAsiaTheme="majorEastAsia" w:hAnsiTheme="majorHAnsi"/>
       <w:spacing w:val="-10"/>
       <w:kern w:val="28"/>
-      <w:sz w:val="56"/>
-      <w:szCs w:val="56"/>
+      <w:sz w:val="40"/>
+      <w:szCs w:val="40"/>
     </w:rPr>
   </w:style>
   <w:style w:styleId="Subtitle" w:type="paragraph">

--- a/docs/content/t_tests/t_tests_activity.docx
+++ b/docs/content/t_tests/t_tests_activity.docx
@@ -31,7 +31,7 @@
         <w:pStyle w:val="Date"/>
       </w:pPr>
       <w:r>
-        <w:t xml:space="preserve">2026-09-03</w:t>
+        <w:t xml:space="preserve">2026-09-04</w:t>
       </w:r>
     </w:p>
     <w:bookmarkStart w:id="14" w:name="in-class-activity-9-setting-up-the-test"/>
